--- a/작업일지/19주차.docx
+++ b/작업일지/19주차.docx
@@ -349,21 +349,7 @@
               <w:rPr>
                 <w:rFonts w:hint="eastAsia"/>
               </w:rPr>
-              <w:t xml:space="preserve">2022182035 </w:t>
-            </w:r>
-            <w:proofErr w:type="spellStart"/>
-            <w:r>
-              <w:rPr>
-                <w:rFonts w:hint="eastAsia"/>
-              </w:rPr>
-              <w:t>임채은</w:t>
-            </w:r>
-            <w:proofErr w:type="spellEnd"/>
-            <w:r>
-              <w:rPr>
-                <w:rFonts w:hint="eastAsia"/>
-              </w:rPr>
-              <w:t>(클라/서버)</w:t>
+              <w:t>2022182035 임채은(클라/서버)</w:t>
             </w:r>
           </w:p>
         </w:tc>
@@ -538,11 +524,6 @@
             </w:r>
           </w:p>
           <w:p>
-            <w:pPr>
-              <w:rPr>
-                <w:rFonts w:hint="eastAsia"/>
-              </w:rPr>
-            </w:pPr>
             <w:r>
               <w:rPr>
                 <w:rFonts w:hint="eastAsia"/>
@@ -564,7 +545,6 @@
                 <w:bCs/>
               </w:rPr>
             </w:pPr>
-            <w:proofErr w:type="spellStart"/>
             <w:r>
               <w:rPr>
                 <w:rFonts w:hint="eastAsia"/>
@@ -573,14 +553,33 @@
               </w:rPr>
               <w:t>임채은</w:t>
             </w:r>
-            <w:proofErr w:type="spellEnd"/>
           </w:p>
         </w:tc>
         <w:tc>
           <w:tcPr>
             <w:tcW w:w="9214" w:type="dxa"/>
           </w:tcPr>
-          <w:p/>
+          <w:p>
+            <w:r>
+              <w:rPr>
+                <w:rFonts w:hint="eastAsia"/>
+              </w:rPr>
+              <w:t>- 플레이어 두 명 그리기</w:t>
+            </w:r>
+          </w:p>
+          <w:p>
+            <w:pPr>
+              <w:rPr>
+                <w:rFonts w:hint="eastAsia"/>
+              </w:rPr>
+            </w:pPr>
+            <w:r>
+              <w:rPr>
+                <w:rFonts w:hint="eastAsia"/>
+              </w:rPr>
+              <w:t>- 방 생성 그리기</w:t>
+            </w:r>
+          </w:p>
         </w:tc>
       </w:tr>
     </w:tbl>
@@ -747,11 +746,6 @@
             </w:r>
           </w:p>
           <w:p>
-            <w:pPr>
-              <w:rPr>
-                <w:rFonts w:hint="eastAsia"/>
-              </w:rPr>
-            </w:pPr>
             <w:r>
               <w:rPr>
                 <w:rFonts w:hint="eastAsia"/>
@@ -807,7 +801,6 @@
                 <w:bCs/>
               </w:rPr>
             </w:pPr>
-            <w:proofErr w:type="spellStart"/>
             <w:r>
               <w:rPr>
                 <w:rFonts w:hint="eastAsia"/>
@@ -816,14 +809,280 @@
               </w:rPr>
               <w:t>임채은</w:t>
             </w:r>
-            <w:proofErr w:type="spellEnd"/>
           </w:p>
         </w:tc>
         <w:tc>
           <w:tcPr>
             <w:tcW w:w="9214" w:type="dxa"/>
           </w:tcPr>
+          <w:p>
+            <w:r>
+              <w:rPr>
+                <w:rFonts w:hint="eastAsia"/>
+              </w:rPr>
+              <w:t>- 클라이언트가 두 명 입장하면 다른 모델로 그리기만 하는 걸 했다. 이 부분에서 좀 오래 걸려서 이동 동기화는 아직 못했다.</w:t>
+            </w:r>
+          </w:p>
+          <w:p>
+            <w:r>
+              <w:lastRenderedPageBreak/>
+              <w:drawing>
+                <wp:inline distT="0" distB="0" distL="0" distR="0" wp14:anchorId="450D4B8D" wp14:editId="2B6BE153">
+                  <wp:extent cx="3257550" cy="3501882"/>
+                  <wp:effectExtent l="0" t="0" r="0" b="3810"/>
+                  <wp:docPr id="1217167873" name="그림 4"/>
+                  <wp:cNvGraphicFramePr>
+                    <a:graphicFrameLocks xmlns:a="http://schemas.openxmlformats.org/drawingml/2006/main" noChangeAspect="1"/>
+                  </wp:cNvGraphicFramePr>
+                  <a:graphic xmlns:a="http://schemas.openxmlformats.org/drawingml/2006/main">
+                    <a:graphicData uri="http://schemas.openxmlformats.org/drawingml/2006/picture">
+                      <pic:pic xmlns:pic="http://schemas.openxmlformats.org/drawingml/2006/picture">
+                        <pic:nvPicPr>
+                          <pic:cNvPr id="0" name="Picture 13"/>
+                          <pic:cNvPicPr>
+                            <a:picLocks noChangeAspect="1" noChangeArrowheads="1"/>
+                          </pic:cNvPicPr>
+                        </pic:nvPicPr>
+                        <pic:blipFill>
+                          <a:blip r:embed="rId7" cstate="print">
+                            <a:extLst>
+                              <a:ext uri="{28A0092B-C50C-407E-A947-70E740481C1C}">
+                                <a14:useLocalDpi xmlns:a14="http://schemas.microsoft.com/office/drawing/2010/main" val="0"/>
+                              </a:ext>
+                            </a:extLst>
+                          </a:blip>
+                          <a:srcRect/>
+                          <a:stretch>
+                            <a:fillRect/>
+                          </a:stretch>
+                        </pic:blipFill>
+                        <pic:spPr bwMode="auto">
+                          <a:xfrm>
+                            <a:off x="0" y="0"/>
+                            <a:ext cx="3263441" cy="3508215"/>
+                          </a:xfrm>
+                          <a:prstGeom prst="rect">
+                            <a:avLst/>
+                          </a:prstGeom>
+                          <a:noFill/>
+                          <a:ln>
+                            <a:noFill/>
+                          </a:ln>
+                        </pic:spPr>
+                      </pic:pic>
+                    </a:graphicData>
+                  </a:graphic>
+                </wp:inline>
+              </w:drawing>
+            </w:r>
+          </w:p>
+          <w:p>
+            <w:pPr>
+              <w:rPr>
+                <w:rFonts w:hint="eastAsia"/>
+              </w:rPr>
+            </w:pPr>
+          </w:p>
+          <w:p>
+            <w:r>
+              <w:rPr>
+                <w:rFonts w:hint="eastAsia"/>
+              </w:rPr>
+              <w:t xml:space="preserve">- 서버에서 생성한 방의 패킷을 받아서 클라이언트에서 생성하는 코드를 작성했는데, 패킷의 첫 부분만 위치가 잘 오고 나머지 부분은 0으로 초기화된다. 일단 이 부분은 </w:t>
+            </w:r>
+            <w:proofErr w:type="spellStart"/>
+            <w:r>
+              <w:rPr>
+                <w:rFonts w:hint="eastAsia"/>
+              </w:rPr>
+              <w:t>memcpy</w:t>
+            </w:r>
+            <w:proofErr w:type="spellEnd"/>
+            <w:r>
+              <w:rPr>
+                <w:rFonts w:hint="eastAsia"/>
+              </w:rPr>
+              <w:t xml:space="preserve"> 문제이거나 다른 곳의 문제인 것 같아서 다음주까지 고쳐보려고 한다.</w:t>
+            </w:r>
+          </w:p>
           <w:p/>
+          <w:p>
+            <w:pPr>
+              <w:rPr>
+                <w:rFonts w:hint="eastAsia"/>
+              </w:rPr>
+            </w:pPr>
+            <w:r>
+              <w:rPr>
+                <w:rFonts w:hint="eastAsia"/>
+              </w:rPr>
+              <w:t xml:space="preserve">패킷을 받아서 생성한 큐브의 위치인데, 1~4번 값이 0으로 </w:t>
+            </w:r>
+            <w:proofErr w:type="spellStart"/>
+            <w:r>
+              <w:rPr>
+                <w:rFonts w:hint="eastAsia"/>
+              </w:rPr>
+              <w:t>들어감</w:t>
+            </w:r>
+            <w:proofErr w:type="spellEnd"/>
+            <w:r>
+              <w:rPr>
+                <w:rFonts w:hint="eastAsia"/>
+              </w:rPr>
+              <w:t>. (서버는 랜덤하게 잘 보내는데도)</w:t>
+            </w:r>
+          </w:p>
+          <w:p>
+            <w:proofErr w:type="spellStart"/>
+            <w:r>
+              <w:t>LogTemp</w:t>
+            </w:r>
+            <w:proofErr w:type="spellEnd"/>
+            <w:r>
+              <w:t xml:space="preserve">: Warning: </w:t>
+            </w:r>
+            <w:proofErr w:type="gramStart"/>
+            <w:r>
+              <w:t>Room[</w:t>
+            </w:r>
+            <w:proofErr w:type="gramEnd"/>
+            <w:r>
+              <w:t xml:space="preserve">0] pos = 0.000000, 0.000000, 300.000000 </w:t>
+            </w:r>
+          </w:p>
+          <w:p>
+            <w:proofErr w:type="spellStart"/>
+            <w:r>
+              <w:t>LogTemp</w:t>
+            </w:r>
+            <w:proofErr w:type="spellEnd"/>
+            <w:r>
+              <w:t xml:space="preserve">: Warning: </w:t>
+            </w:r>
+            <w:proofErr w:type="gramStart"/>
+            <w:r>
+              <w:t>Room[</w:t>
+            </w:r>
+            <w:proofErr w:type="gramEnd"/>
+            <w:r>
+              <w:t xml:space="preserve">1] pos = 0.000000, 0.000000, 0.000000 </w:t>
+            </w:r>
+          </w:p>
+          <w:p>
+            <w:proofErr w:type="spellStart"/>
+            <w:r>
+              <w:t>LogTemp</w:t>
+            </w:r>
+            <w:proofErr w:type="spellEnd"/>
+            <w:r>
+              <w:t xml:space="preserve">: Warning: </w:t>
+            </w:r>
+            <w:proofErr w:type="gramStart"/>
+            <w:r>
+              <w:t>Room[</w:t>
+            </w:r>
+            <w:proofErr w:type="gramEnd"/>
+            <w:r>
+              <w:t xml:space="preserve">2] pos = 0.000000, 0.000000, 0.000000 </w:t>
+            </w:r>
+          </w:p>
+          <w:p>
+            <w:proofErr w:type="spellStart"/>
+            <w:r>
+              <w:t>LogTemp</w:t>
+            </w:r>
+            <w:proofErr w:type="spellEnd"/>
+            <w:r>
+              <w:t xml:space="preserve">: Warning: </w:t>
+            </w:r>
+            <w:proofErr w:type="gramStart"/>
+            <w:r>
+              <w:t>Room[</w:t>
+            </w:r>
+            <w:proofErr w:type="gramEnd"/>
+            <w:r>
+              <w:t xml:space="preserve">3] pos = 0.000000, 0.000000, 0.000000 </w:t>
+            </w:r>
+          </w:p>
+          <w:p>
+            <w:proofErr w:type="spellStart"/>
+            <w:r>
+              <w:t>LogTemp</w:t>
+            </w:r>
+            <w:proofErr w:type="spellEnd"/>
+            <w:r>
+              <w:t xml:space="preserve">: Warning: </w:t>
+            </w:r>
+            <w:proofErr w:type="gramStart"/>
+            <w:r>
+              <w:t>Room[</w:t>
+            </w:r>
+            <w:proofErr w:type="gramEnd"/>
+            <w:r>
+              <w:t>4] pos = 0.000000, 0.000000, 0.000000</w:t>
+            </w:r>
+          </w:p>
+          <w:p/>
+          <w:p>
+            <w:r>
+              <w:drawing>
+                <wp:inline distT="0" distB="0" distL="0" distR="0" wp14:anchorId="68751E6D" wp14:editId="332B9E7D">
+                  <wp:extent cx="4607235" cy="2495550"/>
+                  <wp:effectExtent l="0" t="0" r="3175" b="0"/>
+                  <wp:docPr id="2002710012" name="그림 2"/>
+                  <wp:cNvGraphicFramePr>
+                    <a:graphicFrameLocks xmlns:a="http://schemas.openxmlformats.org/drawingml/2006/main" noChangeAspect="1"/>
+                  </wp:cNvGraphicFramePr>
+                  <a:graphic xmlns:a="http://schemas.openxmlformats.org/drawingml/2006/main">
+                    <a:graphicData uri="http://schemas.openxmlformats.org/drawingml/2006/picture">
+                      <pic:pic xmlns:pic="http://schemas.openxmlformats.org/drawingml/2006/picture">
+                        <pic:nvPicPr>
+                          <pic:cNvPr id="0" name="Picture 6"/>
+                          <pic:cNvPicPr>
+                            <a:picLocks noChangeAspect="1" noChangeArrowheads="1"/>
+                          </pic:cNvPicPr>
+                        </pic:nvPicPr>
+                        <pic:blipFill>
+                          <a:blip r:embed="rId8" cstate="print">
+                            <a:extLst>
+                              <a:ext uri="{28A0092B-C50C-407E-A947-70E740481C1C}">
+                                <a14:useLocalDpi xmlns:a14="http://schemas.microsoft.com/office/drawing/2010/main" val="0"/>
+                              </a:ext>
+                            </a:extLst>
+                          </a:blip>
+                          <a:srcRect/>
+                          <a:stretch>
+                            <a:fillRect/>
+                          </a:stretch>
+                        </pic:blipFill>
+                        <pic:spPr bwMode="auto">
+                          <a:xfrm>
+                            <a:off x="0" y="0"/>
+                            <a:ext cx="4638641" cy="2512561"/>
+                          </a:xfrm>
+                          <a:prstGeom prst="rect">
+                            <a:avLst/>
+                          </a:prstGeom>
+                          <a:noFill/>
+                          <a:ln>
+                            <a:noFill/>
+                          </a:ln>
+                        </pic:spPr>
+                      </pic:pic>
+                    </a:graphicData>
+                  </a:graphic>
+                </wp:inline>
+              </w:drawing>
+            </w:r>
+          </w:p>
+          <w:p>
+            <w:pPr>
+              <w:rPr>
+                <w:rFonts w:hint="eastAsia"/>
+              </w:rPr>
+            </w:pPr>
+          </w:p>
         </w:tc>
       </w:tr>
     </w:tbl>
@@ -1010,8 +1269,124 @@
       </w:rPr>
     </w:lvl>
   </w:abstractNum>
+  <w:abstractNum w:abstractNumId="1" w15:restartNumberingAfterBreak="0">
+    <w:nsid w:val="70E84559"/>
+    <w:multiLevelType w:val="multilevel"/>
+    <w:tmpl w:val="634AAC62"/>
+    <w:lvl w:ilvl="0">
+      <w:start w:val="1"/>
+      <w:numFmt w:val="decimal"/>
+      <w:lvlText w:val="%1."/>
+      <w:lvlJc w:val="left"/>
+      <w:pPr>
+        <w:tabs>
+          <w:tab w:val="num" w:pos="720"/>
+        </w:tabs>
+        <w:ind w:left="720" w:hanging="360"/>
+      </w:pPr>
+    </w:lvl>
+    <w:lvl w:ilvl="1" w:tentative="1">
+      <w:start w:val="1"/>
+      <w:numFmt w:val="decimal"/>
+      <w:lvlText w:val="%2."/>
+      <w:lvlJc w:val="left"/>
+      <w:pPr>
+        <w:tabs>
+          <w:tab w:val="num" w:pos="1440"/>
+        </w:tabs>
+        <w:ind w:left="1440" w:hanging="360"/>
+      </w:pPr>
+    </w:lvl>
+    <w:lvl w:ilvl="2" w:tentative="1">
+      <w:start w:val="1"/>
+      <w:numFmt w:val="decimal"/>
+      <w:lvlText w:val="%3."/>
+      <w:lvlJc w:val="left"/>
+      <w:pPr>
+        <w:tabs>
+          <w:tab w:val="num" w:pos="2160"/>
+        </w:tabs>
+        <w:ind w:left="2160" w:hanging="360"/>
+      </w:pPr>
+    </w:lvl>
+    <w:lvl w:ilvl="3" w:tentative="1">
+      <w:start w:val="1"/>
+      <w:numFmt w:val="decimal"/>
+      <w:lvlText w:val="%4."/>
+      <w:lvlJc w:val="left"/>
+      <w:pPr>
+        <w:tabs>
+          <w:tab w:val="num" w:pos="2880"/>
+        </w:tabs>
+        <w:ind w:left="2880" w:hanging="360"/>
+      </w:pPr>
+    </w:lvl>
+    <w:lvl w:ilvl="4" w:tentative="1">
+      <w:start w:val="1"/>
+      <w:numFmt w:val="decimal"/>
+      <w:lvlText w:val="%5."/>
+      <w:lvlJc w:val="left"/>
+      <w:pPr>
+        <w:tabs>
+          <w:tab w:val="num" w:pos="3600"/>
+        </w:tabs>
+        <w:ind w:left="3600" w:hanging="360"/>
+      </w:pPr>
+    </w:lvl>
+    <w:lvl w:ilvl="5" w:tentative="1">
+      <w:start w:val="1"/>
+      <w:numFmt w:val="decimal"/>
+      <w:lvlText w:val="%6."/>
+      <w:lvlJc w:val="left"/>
+      <w:pPr>
+        <w:tabs>
+          <w:tab w:val="num" w:pos="4320"/>
+        </w:tabs>
+        <w:ind w:left="4320" w:hanging="360"/>
+      </w:pPr>
+    </w:lvl>
+    <w:lvl w:ilvl="6" w:tentative="1">
+      <w:start w:val="1"/>
+      <w:numFmt w:val="decimal"/>
+      <w:lvlText w:val="%7."/>
+      <w:lvlJc w:val="left"/>
+      <w:pPr>
+        <w:tabs>
+          <w:tab w:val="num" w:pos="5040"/>
+        </w:tabs>
+        <w:ind w:left="5040" w:hanging="360"/>
+      </w:pPr>
+    </w:lvl>
+    <w:lvl w:ilvl="7" w:tentative="1">
+      <w:start w:val="1"/>
+      <w:numFmt w:val="decimal"/>
+      <w:lvlText w:val="%8."/>
+      <w:lvlJc w:val="left"/>
+      <w:pPr>
+        <w:tabs>
+          <w:tab w:val="num" w:pos="5760"/>
+        </w:tabs>
+        <w:ind w:left="5760" w:hanging="360"/>
+      </w:pPr>
+    </w:lvl>
+    <w:lvl w:ilvl="8" w:tentative="1">
+      <w:start w:val="1"/>
+      <w:numFmt w:val="decimal"/>
+      <w:lvlText w:val="%9."/>
+      <w:lvlJc w:val="left"/>
+      <w:pPr>
+        <w:tabs>
+          <w:tab w:val="num" w:pos="6480"/>
+        </w:tabs>
+        <w:ind w:left="6480" w:hanging="360"/>
+      </w:pPr>
+    </w:lvl>
+  </w:abstractNum>
   <w:num w:numId="1" w16cid:durableId="1396316752">
     <w:abstractNumId w:val="0"/>
+  </w:num>
+  <w:num w:numId="2" w16cid:durableId="1268151192">
+    <w:abstractNumId w:val="1"/>
   </w:num>
 </w:numbering>
 </file>
@@ -1623,7 +1998,6 @@
   <w:style w:type="character" w:default="1" w:styleId="a0">
     <w:name w:val="Default Paragraph Font"/>
     <w:uiPriority w:val="1"/>
-    <w:semiHidden/>
     <w:unhideWhenUsed/>
   </w:style>
   <w:style w:type="table" w:default="1" w:styleId="a1">

--- a/작업일지/19주차.docx
+++ b/작업일지/19주차.docx
@@ -298,21 +298,7 @@
               <w:rPr>
                 <w:rFonts w:hint="eastAsia"/>
               </w:rPr>
-              <w:t xml:space="preserve"> </w:t>
-            </w:r>
-            <w:proofErr w:type="spellStart"/>
-            <w:r>
-              <w:rPr>
-                <w:rFonts w:hint="eastAsia"/>
-              </w:rPr>
-              <w:t>윤이하나</w:t>
-            </w:r>
-            <w:proofErr w:type="spellEnd"/>
-            <w:r>
-              <w:rPr>
-                <w:rFonts w:hint="eastAsia"/>
-              </w:rPr>
-              <w:t xml:space="preserve">(기획, </w:t>
+              <w:t xml:space="preserve"> 윤이하나(기획, </w:t>
             </w:r>
             <w:r>
               <w:rPr>
@@ -456,7 +442,6 @@
                 <w:bCs/>
               </w:rPr>
             </w:pPr>
-            <w:proofErr w:type="spellStart"/>
             <w:r>
               <w:rPr>
                 <w:rFonts w:hint="eastAsia"/>
@@ -465,14 +450,33 @@
               </w:rPr>
               <w:t>윤이하나</w:t>
             </w:r>
-            <w:proofErr w:type="spellEnd"/>
           </w:p>
         </w:tc>
         <w:tc>
           <w:tcPr>
             <w:tcW w:w="9214" w:type="dxa"/>
           </w:tcPr>
-          <w:p/>
+          <w:p>
+            <w:r>
+              <w:rPr>
+                <w:rFonts w:hint="eastAsia"/>
+              </w:rPr>
+              <w:t>- 게임기획2 제출 문서 추가하기</w:t>
+            </w:r>
+          </w:p>
+          <w:p>
+            <w:pPr>
+              <w:rPr>
+                <w:rFonts w:hint="eastAsia"/>
+              </w:rPr>
+            </w:pPr>
+            <w:r>
+              <w:rPr>
+                <w:rFonts w:hint="eastAsia"/>
+              </w:rPr>
+              <w:t>- 전체 기획해야 할 내용 정리하기</w:t>
+            </w:r>
+          </w:p>
         </w:tc>
       </w:tr>
       <w:tr>
@@ -568,11 +572,6 @@
             </w:r>
           </w:p>
           <w:p>
-            <w:pPr>
-              <w:rPr>
-                <w:rFonts w:hint="eastAsia"/>
-              </w:rPr>
-            </w:pPr>
             <w:r>
               <w:rPr>
                 <w:rFonts w:hint="eastAsia"/>
@@ -622,7 +621,6 @@
                 <w:bCs/>
               </w:rPr>
             </w:pPr>
-            <w:proofErr w:type="spellStart"/>
             <w:r>
               <w:rPr>
                 <w:rFonts w:hint="eastAsia"/>
@@ -631,14 +629,34 @@
               </w:rPr>
               <w:t>윤이하나</w:t>
             </w:r>
-            <w:proofErr w:type="spellEnd"/>
           </w:p>
         </w:tc>
         <w:tc>
           <w:tcPr>
             <w:tcW w:w="9214" w:type="dxa"/>
           </w:tcPr>
+          <w:p>
+            <w:r>
+              <w:rPr>
+                <w:rFonts w:hint="eastAsia"/>
+              </w:rPr>
+              <w:t>- 게임기획2 강의 때 작성한 기획서를 일부 수정하여 추가하였다</w:t>
+            </w:r>
+          </w:p>
           <w:p/>
+          <w:p>
+            <w:pPr>
+              <w:rPr>
+                <w:rFonts w:hint="eastAsia"/>
+              </w:rPr>
+            </w:pPr>
+            <w:r>
+              <w:rPr>
+                <w:rFonts w:hint="eastAsia"/>
+              </w:rPr>
+              <w:t>- 전체적으로 기획해야 할 내용에 대해 정리하였다. 우선 순위에 대해서는 팀원과 상의 하에 결정할 예정이다.</w:t>
+            </w:r>
+          </w:p>
         </w:tc>
       </w:tr>
       <w:tr>
@@ -825,6 +843,9 @@
           </w:p>
           <w:p>
             <w:r>
+              <w:rPr>
+                <w:noProof/>
+              </w:rPr>
               <w:lastRenderedPageBreak/>
               <w:drawing>
                 <wp:inline distT="0" distB="0" distL="0" distR="0" wp14:anchorId="450D4B8D" wp14:editId="2B6BE153">
@@ -876,13 +897,7 @@
               </w:drawing>
             </w:r>
           </w:p>
-          <w:p>
-            <w:pPr>
-              <w:rPr>
-                <w:rFonts w:hint="eastAsia"/>
-              </w:rPr>
-            </w:pPr>
-          </w:p>
+          <w:p/>
           <w:p>
             <w:r>
               <w:rPr>
@@ -907,11 +922,6 @@
           </w:p>
           <w:p/>
           <w:p>
-            <w:pPr>
-              <w:rPr>
-                <w:rFonts w:hint="eastAsia"/>
-              </w:rPr>
-            </w:pPr>
             <w:r>
               <w:rPr>
                 <w:rFonts w:hint="eastAsia"/>
@@ -948,7 +958,15 @@
             </w:r>
             <w:proofErr w:type="gramEnd"/>
             <w:r>
-              <w:t xml:space="preserve">0] pos = 0.000000, 0.000000, 300.000000 </w:t>
+              <w:t xml:space="preserve">0] pos = 0.000000, </w:t>
+            </w:r>
+            <w:proofErr w:type="gramStart"/>
+            <w:r>
+              <w:t>0.000000</w:t>
+            </w:r>
+            <w:proofErr w:type="gramEnd"/>
+            <w:r>
+              <w:t xml:space="preserve">, 300.000000 </w:t>
             </w:r>
           </w:p>
           <w:p>
@@ -1026,6 +1044,9 @@
           <w:p/>
           <w:p>
             <w:r>
+              <w:rPr>
+                <w:noProof/>
+              </w:rPr>
               <w:drawing>
                 <wp:inline distT="0" distB="0" distL="0" distR="0" wp14:anchorId="68751E6D" wp14:editId="332B9E7D">
                   <wp:extent cx="4607235" cy="2495550"/>
@@ -1076,13 +1097,7 @@
               </w:drawing>
             </w:r>
           </w:p>
-          <w:p>
-            <w:pPr>
-              <w:rPr>
-                <w:rFonts w:hint="eastAsia"/>
-              </w:rPr>
-            </w:pPr>
-          </w:p>
+          <w:p/>
         </w:tc>
       </w:tr>
     </w:tbl>
@@ -1998,6 +2013,7 @@
   <w:style w:type="character" w:default="1" w:styleId="a0">
     <w:name w:val="Default Paragraph Font"/>
     <w:uiPriority w:val="1"/>
+    <w:semiHidden/>
     <w:unhideWhenUsed/>
   </w:style>
   <w:style w:type="table" w:default="1" w:styleId="a1">

--- a/작업일지/19주차.docx
+++ b/작업일지/19주차.docx
@@ -192,7 +192,13 @@
               <w:rPr>
                 <w:rFonts w:hint="eastAsia"/>
               </w:rPr>
-              <w:t>24</w:t>
+              <w:t>2</w:t>
+            </w:r>
+            <w:r>
+              <w:rPr>
+                <w:rFonts w:hint="eastAsia"/>
+              </w:rPr>
+              <w:t>3</w:t>
             </w:r>
           </w:p>
         </w:tc>
@@ -465,11 +471,6 @@
             </w:r>
           </w:p>
           <w:p>
-            <w:pPr>
-              <w:rPr>
-                <w:rFonts w:hint="eastAsia"/>
-              </w:rPr>
-            </w:pPr>
             <w:r>
               <w:rPr>
                 <w:rFonts w:hint="eastAsia"/>
@@ -645,11 +646,6 @@
           </w:p>
           <w:p/>
           <w:p>
-            <w:pPr>
-              <w:rPr>
-                <w:rFonts w:hint="eastAsia"/>
-              </w:rPr>
-            </w:pPr>
             <w:r>
               <w:rPr>
                 <w:rFonts w:hint="eastAsia"/>
